--- a/testakten/rentenrecht-erwerbsminderung-long-covid-pots-koeln/04_widerspruch_entwurf_2026-07-01.docx
+++ b/testakten/rentenrecht-erwerbsminderung-long-covid-pots-koeln/04_widerspruch_entwurf_2026-07-01.docx
@@ -4,56 +4,353 @@
   <w:body>
     <w:p>
       <w:pPr>
-        <w:spacing w:after="120" w:line="259" w:lineRule="auto"/>
-        <w:jc w:val="left"/>
+        <w:spacing w:after="180"/>
       </w:pPr>
       <w:r>
         <w:rPr>
-          <w:rFonts w:ascii="Times New Roman" w:hAnsi="Times New Roman"/>
+          <w:rFonts w:ascii="Arial" w:hAnsi="Arial" w:eastAsia="Arial"/>
+          <w:b/>
+          <w:color w:val="5C6569"/>
+          <w:sz w:val="16"/>
+        </w:rPr>
+        <w:t>WIDERSPRUCH</w:t>
+      </w:r>
+    </w:p>
+    <w:p>
+      <w:pPr>
+        <w:spacing w:after="100"/>
+      </w:pPr>
+      <w:r>
+        <w:rPr>
+          <w:rFonts w:ascii="Arial" w:hAnsi="Arial" w:eastAsia="Arial"/>
           <w:b w:val="0"/>
-          <w:i w:val="0"/>
-          <w:sz w:val="22"/>
+          <w:color w:val="5C6569"/>
+          <w:sz w:val="14"/>
         </w:rPr>
-        <w:t>Rentenberatung Jessen &amp; Kollegium | Aktenzeichen intern 2026-RNT-8852</w:t>
+        <w:t>Rentenberatung Frings · Hohenzollernring 57 · 50672 Köln</w:t>
+      </w:r>
+    </w:p>
+    <w:p>
+      <w:pPr>
+        <w:spacing w:after="0"/>
+      </w:pPr>
+      <w:r>
+        <w:rPr>
+          <w:rFonts w:ascii="Arial" w:hAnsi="Arial" w:eastAsia="Arial"/>
+          <w:b w:val="0"/>
+          <w:sz w:val="18"/>
+        </w:rPr>
+        <w:t>Deutsche Rentenversicherung Bund</w:t>
+      </w:r>
+    </w:p>
+    <w:p>
+      <w:pPr>
+        <w:spacing w:after="0"/>
+      </w:pPr>
+      <w:r>
+        <w:rPr>
+          <w:rFonts w:ascii="Arial" w:hAnsi="Arial" w:eastAsia="Arial"/>
+          <w:b w:val="0"/>
+          <w:sz w:val="18"/>
+        </w:rPr>
+        <w:t>Leistungsabteilung 7</w:t>
+      </w:r>
+    </w:p>
+    <w:p>
+      <w:pPr>
+        <w:spacing w:after="0"/>
+      </w:pPr>
+      <w:r>
+        <w:rPr>
+          <w:rFonts w:ascii="Arial" w:hAnsi="Arial" w:eastAsia="Arial"/>
+          <w:b w:val="0"/>
+          <w:sz w:val="18"/>
+        </w:rPr>
+        <w:t>Ruhrstraße 2</w:t>
+      </w:r>
+    </w:p>
+    <w:p>
+      <w:pPr>
+        <w:spacing w:after="0"/>
+      </w:pPr>
+      <w:r>
+        <w:rPr>
+          <w:rFonts w:ascii="Arial" w:hAnsi="Arial" w:eastAsia="Arial"/>
+          <w:b w:val="0"/>
+          <w:sz w:val="18"/>
+        </w:rPr>
+        <w:t>10709 Berlin</w:t>
+      </w:r>
+    </w:p>
+    <w:p/>
+    <w:tbl>
+      <w:tblPr>
+        <w:tblW w:type="auto" w:w="0"/>
+        <w:jc w:val="right"/>
+        <w:tblLayout w:type="fixed"/>
+        <w:tblLook w:firstColumn="1" w:firstRow="1" w:lastColumn="0" w:lastRow="0" w:noHBand="0" w:noVBand="1" w:val="04A0"/>
+      </w:tblPr>
+      <w:tblGrid>
+        <w:gridCol w:w="4720"/>
+        <w:gridCol w:w="4720"/>
+      </w:tblGrid>
+      <w:tr>
+        <w:tc>
+          <w:tcPr>
+            <w:tcW w:type="dxa" w:w="1757"/>
+          </w:tcPr>
+          <w:p>
+            <w:r>
+              <w:rPr>
+                <w:rFonts w:ascii="Arial" w:hAnsi="Arial" w:eastAsia="Arial"/>
+                <w:b/>
+                <w:color w:val="5C6569"/>
+                <w:sz w:val="16"/>
+              </w:rPr>
+              <w:t>Datum</w:t>
+            </w:r>
+          </w:p>
+        </w:tc>
+        <w:tc>
+          <w:tcPr>
+            <w:tcW w:type="dxa" w:w="2948"/>
+          </w:tcPr>
+          <w:p>
+            <w:r>
+              <w:rPr>
+                <w:rFonts w:ascii="Arial" w:hAnsi="Arial" w:eastAsia="Arial"/>
+                <w:b w:val="0"/>
+                <w:sz w:val="16"/>
+              </w:rPr>
+              <w:t>1. Juli 2026</w:t>
+            </w:r>
+          </w:p>
+        </w:tc>
+      </w:tr>
+      <w:tr>
+        <w:tc>
+          <w:tcPr>
+            <w:tcW w:type="dxa" w:w="1757"/>
+          </w:tcPr>
+          <w:p>
+            <w:r>
+              <w:rPr>
+                <w:rFonts w:ascii="Arial" w:hAnsi="Arial" w:eastAsia="Arial"/>
+                <w:b/>
+                <w:color w:val="5C6569"/>
+                <w:sz w:val="16"/>
+              </w:rPr>
+              <w:t>Aktenzeichen</w:t>
+            </w:r>
+          </w:p>
+        </w:tc>
+        <w:tc>
+          <w:tcPr>
+            <w:tcW w:type="dxa" w:w="2948"/>
+          </w:tcPr>
+          <w:p>
+            <w:r>
+              <w:rPr>
+                <w:rFonts w:ascii="Arial" w:hAnsi="Arial" w:eastAsia="Arial"/>
+                <w:b w:val="0"/>
+                <w:sz w:val="16"/>
+              </w:rPr>
+              <w:t>RF-26-204 · VSNR 53 170885 R 214</w:t>
+            </w:r>
+          </w:p>
+        </w:tc>
+      </w:tr>
+      <w:tr>
+        <w:tc>
+          <w:tcPr>
+            <w:tcW w:type="dxa" w:w="1757"/>
+          </w:tcPr>
+          <w:p>
+            <w:r>
+              <w:rPr>
+                <w:rFonts w:ascii="Arial" w:hAnsi="Arial" w:eastAsia="Arial"/>
+                <w:b/>
+                <w:color w:val="5C6569"/>
+                <w:sz w:val="16"/>
+              </w:rPr>
+              <w:t>Bearbeitung</w:t>
+            </w:r>
+          </w:p>
+        </w:tc>
+        <w:tc>
+          <w:tcPr>
+            <w:tcW w:type="dxa" w:w="2948"/>
+          </w:tcPr>
+          <w:p>
+            <w:r>
+              <w:rPr>
+                <w:rFonts w:ascii="Arial" w:hAnsi="Arial" w:eastAsia="Arial"/>
+                <w:b w:val="0"/>
+                <w:sz w:val="16"/>
+              </w:rPr>
+              <w:t>Jana Frings</w:t>
+            </w:r>
+          </w:p>
+        </w:tc>
+      </w:tr>
+    </w:tbl>
+    <w:p/>
+    <w:p>
+      <w:pPr>
+        <w:pStyle w:val="Title"/>
+      </w:pPr>
+      <w:r>
+        <w:rPr>
+          <w:rFonts w:ascii="Arial" w:hAnsi="Arial" w:eastAsia="Arial"/>
+          <w:b/>
+          <w:color w:val="173941"/>
+          <w:sz w:val="34"/>
+        </w:rPr>
+        <w:t>Widerspruch gegen den Bescheid vom 22. Juni 2026</w:t>
+      </w:r>
+    </w:p>
+    <w:p>
+      <w:pPr>
+        <w:jc w:val="both"/>
+      </w:pPr>
+      <w:r>
+        <w:rPr>
+          <w:rFonts w:ascii="Arial" w:hAnsi="Arial" w:eastAsia="Arial"/>
+          <w:b w:val="0"/>
+          <w:sz w:val="21"/>
+        </w:rPr>
+        <w:t>Sehr geehrte Damen und Herren,</w:t>
       </w:r>
     </w:p>
     <w:p>
       <w:pPr>
         <w:pStyle w:val="Heading1"/>
-        <w:spacing w:before="120" w:after="60" w:line="259" w:lineRule="auto"/>
       </w:pPr>
       <w:r>
-        <w:rPr>
-          <w:rFonts w:ascii="Times New Roman" w:hAnsi="Times New Roman"/>
-          <w:b/>
-          <w:sz w:val="22"/>
-        </w:rPr>
-        <w:t>Widerspruch Entwurf</w:t>
+        <w:t>1. Widerspruch</w:t>
       </w:r>
     </w:p>
     <w:p>
       <w:pPr>
-        <w:spacing w:line="259" w:lineRule="auto" w:after="60"/>
         <w:jc w:val="both"/>
       </w:pPr>
       <w:r>
-        <w:t>Der Entwurf greift Tagesformbegutachtung, fehlende Summierung ungewöhnlicher Leistungseinschränkungen und das Zusammenspiel aus POTS, Fatigue und kognitiver Verlangsamung auf.</w:t>
+        <w:rPr>
+          <w:rFonts w:ascii="Arial" w:hAnsi="Arial" w:eastAsia="Arial"/>
+          <w:b w:val="0"/>
+          <w:sz w:val="21"/>
+        </w:rPr>
+        <w:t>Gegen den am 24. Juni 2026 zugegangenen Bescheid vom 22. Juni 2026 legen wir namens und in Vollmacht von Frau Saskia Renneberg Widerspruch ein. Beantragt wird zunächst vollständige Akteneinsicht einschließlich der sozialmedizinischen Stellungnahme vom 15. Juni 2026 und der Dokumentation der Untersuchung vom 10. Juni 2026.</w:t>
       </w:r>
     </w:p>
     <w:p>
       <w:pPr>
-        <w:spacing w:line="259" w:lineRule="auto" w:after="60"/>
+        <w:pStyle w:val="Heading1"/>
+      </w:pPr>
+      <w:r>
+        <w:t>2. Tatsächliche Belastbarkeit</w:t>
+      </w:r>
+    </w:p>
+    <w:p>
+      <w:pPr>
         <w:jc w:val="both"/>
       </w:pPr>
       <w:r>
-        <w:t>Offen sind noch Akteneinsicht, konkrete Reha-Fundstellen und ergänzende Arbeitgeberauskunft.</w:t>
+        <w:rPr>
+          <w:rFonts w:ascii="Arial" w:hAnsi="Arial" w:eastAsia="Arial"/>
+          <w:b w:val="0"/>
+          <w:sz w:val="21"/>
+        </w:rPr>
+        <w:t>Der Bescheid leitet aus einem 62-minütigen Gespräch und einem kurzen Weg im Dienstgebäude eine sechsstündige tägliche Leistungsfähigkeit ab. Nicht erkennbar berücksichtigt sind die nach Belastung auftretenden Einbrüche, die notwendige Liegezeit und die fehlende Wiederholbarkeit an fünf Arbeitstagen. Der Reha-Bericht dokumentiert an zwölf Tagen reduzierte Programme und einen zweitägigen Einbruch nach einer 75-minütigen Einheit.</w:t>
+      </w:r>
+    </w:p>
+    <w:p>
+      <w:pPr>
+        <w:pStyle w:val="Heading1"/>
+      </w:pPr>
+      <w:r>
+        <w:t>3. Zusammenschau der Befunde</w:t>
+      </w:r>
+    </w:p>
+    <w:p>
+      <w:pPr>
+        <w:jc w:val="both"/>
+      </w:pPr>
+      <w:r>
+        <w:rPr>
+          <w:rFonts w:ascii="Arial" w:hAnsi="Arial" w:eastAsia="Arial"/>
+          <w:b w:val="0"/>
+          <w:sz w:val="21"/>
+        </w:rPr>
+        <w:t>POTS, Fatigue, kognitive Verlangsamung und Belastungsintoleranz dürfen nicht isoliert bewertet werden. Entscheidend ist, ob Arbeitswege, Anwesenheit, Konzentrationsblöcke und betriebsübliche Pausen zuverlässig eingehalten werden können. Der abgebrochene Arbeitsplatzversuch im OP-Büro und das Belastungstagebuch werden nachgereicht.</w:t>
+      </w:r>
+    </w:p>
+    <w:p>
+      <w:pPr>
+        <w:pStyle w:val="Heading1"/>
+      </w:pPr>
+      <w:r>
+        <w:t>4. Weitere Ermittlungen</w:t>
+      </w:r>
+    </w:p>
+    <w:p>
+      <w:pPr>
+        <w:jc w:val="both"/>
+      </w:pPr>
+      <w:r>
+        <w:rPr>
+          <w:rFonts w:ascii="Arial" w:hAnsi="Arial" w:eastAsia="Arial"/>
+          <w:b w:val="0"/>
+          <w:sz w:val="21"/>
+        </w:rPr>
+        <w:t>Nach Akteneinsicht soll geprüft werden, ob eine ergänzende kardiologische Untersuchung, eine funktionelle Belastungserprobung über mehrere Tage und eine Arbeitgeberauskunft erforderlich sind. Die Begründung bleibt bis vier Wochen nach vollständiger Akteneinsicht vorbehalten.</w:t>
+      </w:r>
+    </w:p>
+    <w:p>
+      <w:pPr>
+        <w:jc w:val="both"/>
+      </w:pPr>
+      <w:r>
+        <w:rPr>
+          <w:rFonts w:ascii="Arial" w:hAnsi="Arial" w:eastAsia="Arial"/>
+          <w:b w:val="0"/>
+          <w:sz w:val="21"/>
+        </w:rPr>
+        <w:t>Bitte bestätigen Sie den Eingang und übersenden Sie die elektronische Verwaltungsakte in einem lesbaren Format.</w:t>
+      </w:r>
+    </w:p>
+    <w:p>
+      <w:pPr>
+        <w:spacing w:before="280"/>
+      </w:pPr>
+      <w:r>
+        <w:rPr>
+          <w:rFonts w:ascii="Arial" w:hAnsi="Arial" w:eastAsia="Arial"/>
+          <w:b/>
+          <w:sz w:val="21"/>
+        </w:rPr>
+        <w:t>Jana Frings</w:t>
+      </w:r>
+    </w:p>
+    <w:p>
+      <w:pPr>
+        <w:spacing w:after="0"/>
+      </w:pPr>
+      <w:r>
+        <w:rPr>
+          <w:rFonts w:ascii="Arial" w:hAnsi="Arial" w:eastAsia="Arial"/>
+          <w:b w:val="0"/>
+          <w:color w:val="5C6569"/>
+          <w:sz w:val="18"/>
+        </w:rPr>
+        <w:t>Rentenberaterin</w:t>
       </w:r>
     </w:p>
     <w:sectPr>
       <w:headerReference w:type="default" r:id="rId9"/>
       <w:footerReference w:type="default" r:id="rId10"/>
-      <w:pgSz w:w="12240" w:h="15840"/>
-      <w:pgMar w:top="1191" w:right="1247" w:bottom="1134" w:left="1361" w:header="720" w:footer="720" w:gutter="0"/>
+      <w:pgSz w:w="11906" w:h="16838"/>
+      <w:pgMar w:top="1247" w:right="1134" w:bottom="1134" w:left="1332" w:header="454" w:footer="454" w:gutter="0"/>
       <w:cols w:space="720"/>
       <w:docGrid w:linePitch="360"/>
     </w:sectPr>
@@ -66,19 +363,68 @@
   <w:p>
     <w:pPr>
       <w:pStyle w:val="Footer"/>
-      <w:jc w:val="left"/>
-    </w:pPr>
-    <w:r/>
-    <w:r>
-      <w:rPr>
-        <w:rFonts w:ascii="Times New Roman" w:hAnsi="Times New Roman"/>
-        <w:b w:val="0"/>
-        <w:color w:val="777777"/>
-        <w:sz w:val="17"/>
-      </w:rPr>
-      <w:t>Vertraulich | Bearbeitungsstand Juli 2026 | nur zur Aktenbearbeitung</w:t>
-    </w:r>
+    </w:pPr>
   </w:p>
+  <w:tbl>
+    <w:tblPr>
+      <w:tblW w:type="auto" w:w="0"/>
+      <w:jc w:val="center"/>
+      <w:tblLayout w:type="fixed"/>
+      <w:tblLook w:firstColumn="1" w:firstRow="1" w:lastColumn="0" w:lastRow="0" w:noHBand="0" w:noVBand="1" w:val="04A0"/>
+    </w:tblPr>
+    <w:tblGrid>
+      <w:gridCol w:w="7257"/>
+      <w:gridCol w:w="2154"/>
+    </w:tblGrid>
+    <w:tr>
+      <w:tc>
+        <w:tcPr>
+          <w:tcW w:type="dxa" w:w="7257"/>
+        </w:tcPr>
+        <w:p>
+          <w:r>
+            <w:rPr>
+              <w:rFonts w:ascii="Arial" w:hAnsi="Arial" w:eastAsia="Arial"/>
+              <w:b w:val="0"/>
+              <w:color w:val="5C6569"/>
+              <w:sz w:val="14"/>
+            </w:rPr>
+            <w:t>Mandat RF-26-204 · Entwurf vom 1. Juli 2026</w:t>
+          </w:r>
+        </w:p>
+      </w:tc>
+      <w:tc>
+        <w:tcPr>
+          <w:tcW w:type="dxa" w:w="2154"/>
+        </w:tcPr>
+        <w:p>
+          <w:pPr>
+            <w:jc w:val="right"/>
+          </w:pPr>
+          <w:r>
+            <w:rPr>
+              <w:rFonts w:ascii="Arial" w:hAnsi="Arial" w:eastAsia="Arial"/>
+              <w:b w:val="0"/>
+              <w:color w:val="5C6569"/>
+              <w:sz w:val="14"/>
+            </w:rPr>
+            <w:t xml:space="preserve">Seite </w:t>
+          </w:r>
+          <w:r>
+            <w:rPr>
+              <w:rFonts w:ascii="Arial" w:hAnsi="Arial" w:eastAsia="Arial"/>
+              <w:b w:val="0"/>
+              <w:color w:val="5C6569"/>
+              <w:sz w:val="14"/>
+            </w:rPr>
+            <w:fldChar w:fldCharType="begin"/>
+            <w:instrText xml:space="preserve">PAGE</w:instrText>
+            <w:fldChar w:fldCharType="end"/>
+          </w:r>
+        </w:p>
+      </w:tc>
+    </w:tr>
+  </w:tbl>
 </w:ftr>
 </file>
 
@@ -87,18 +433,58 @@
   <w:p>
     <w:pPr>
       <w:pStyle w:val="Header"/>
-      <w:jc w:val="left"/>
-    </w:pPr>
-    <w:r/>
+      <w:spacing w:after="20"/>
+    </w:pPr>
     <w:r>
       <w:rPr>
-        <w:rFonts w:ascii="Times New Roman" w:hAnsi="Times New Roman"/>
+        <w:rFonts w:ascii="Arial" w:hAnsi="Arial" w:eastAsia="Arial"/>
+        <w:b/>
+        <w:color w:val="173941"/>
+        <w:sz w:val="19"/>
+      </w:rPr>
+      <w:t>Rentenberatung Frings</w:t>
+    </w:r>
+  </w:p>
+  <w:p>
+    <w:pPr>
+      <w:spacing w:after="0"/>
+    </w:pPr>
+    <w:r>
+      <w:rPr>
+        <w:rFonts w:ascii="Arial" w:hAnsi="Arial" w:eastAsia="Arial"/>
         <w:b w:val="0"/>
-        <w:i w:val="0"/>
-        <w:color w:val="666666"/>
-        <w:sz w:val="17"/>
-      </w:rPr>
-      <w:t>Rentenberatung Jessen &amp; Kollegium | Renten- und Versorgungsakte | Bearbeitungsstand Juli 2026</w:t>
+        <w:color w:val="5C6569"/>
+        <w:sz w:val="14"/>
+      </w:rPr>
+      <w:t>Hohenzollernring 57 · 50672 Köln</w:t>
+    </w:r>
+  </w:p>
+  <w:p>
+    <w:pPr>
+      <w:spacing w:after="0"/>
+    </w:pPr>
+    <w:r>
+      <w:rPr>
+        <w:rFonts w:ascii="Arial" w:hAnsi="Arial" w:eastAsia="Arial"/>
+        <w:b w:val="0"/>
+        <w:color w:val="5C6569"/>
+        <w:sz w:val="14"/>
+      </w:rPr>
+      <w:t>Telefon 0221 29917-0 · Telefax 0221 29917-29 · post@rentenberatung-frings.de</w:t>
+    </w:r>
+  </w:p>
+  <w:p>
+    <w:pPr>
+      <w:spacing w:after="0"/>
+    </w:pPr>
+    <w:r>
+      <w:rPr>
+        <w:rFonts w:ascii="Arial" w:hAnsi="Arial" w:eastAsia="Arial"/>
+        <w:b w:val="0"/>
+        <w:color w:val="5C6569"/>
+        <w:sz w:val="14"/>
+      </w:rPr>
+      <w:t>Rentenberaterin Jana Frings · Registriert im Rechtsdienstleistungsregister</w:t>
     </w:r>
   </w:p>
 </w:hdr>
@@ -467,9 +853,13 @@
     <w:name w:val="Normal"/>
     <w:qFormat/>
     <w:rsid w:val="00FC693F"/>
+    <w:pPr>
+      <w:spacing w:after="120" w:line="259" w:lineRule="auto"/>
+      <w:widowControl/>
+    </w:pPr>
     <w:rPr>
-      <w:rFonts w:ascii="Times New Roman" w:hAnsi="Times New Roman"/>
-      <w:sz w:val="22"/>
+      <w:rFonts w:ascii="Arial" w:hAnsi="Arial"/>
+      <w:sz w:val="21"/>
     </w:rPr>
   </w:style>
   <w:style w:type="paragraph" w:styleId="Header">
@@ -527,15 +917,15 @@
     <w:pPr>
       <w:keepNext/>
       <w:keepLines/>
-      <w:spacing w:before="480" w:after="0"/>
+      <w:spacing w:before="200" w:after="120"/>
       <w:outlineLvl w:val="0"/>
     </w:pPr>
     <w:rPr>
-      <w:rFonts w:asciiTheme="majorHAnsi" w:eastAsiaTheme="majorEastAsia" w:hAnsiTheme="majorHAnsi" w:cstheme="majorBidi" w:ascii="Times New Roman" w:hAnsi="Times New Roman"/>
+      <w:rFonts w:asciiTheme="majorHAnsi" w:eastAsiaTheme="majorEastAsia" w:hAnsiTheme="majorHAnsi" w:cstheme="majorBidi" w:ascii="Arial" w:hAnsi="Arial"/>
       <w:b/>
       <w:bCs/>
-      <w:color w:val="365F91" w:themeColor="accent1" w:themeShade="BF"/>
-      <w:sz w:val="28"/>
+      <w:color w:val="173941"/>
+      <w:sz w:val="26"/>
       <w:szCs w:val="28"/>
     </w:rPr>
   </w:style>
@@ -551,15 +941,15 @@
     <w:pPr>
       <w:keepNext/>
       <w:keepLines/>
-      <w:spacing w:before="200" w:after="0"/>
+      <w:spacing w:before="200" w:after="120"/>
       <w:outlineLvl w:val="1"/>
     </w:pPr>
     <w:rPr>
-      <w:rFonts w:asciiTheme="majorHAnsi" w:eastAsiaTheme="majorEastAsia" w:hAnsiTheme="majorHAnsi" w:cstheme="majorBidi" w:ascii="Times New Roman" w:hAnsi="Times New Roman"/>
+      <w:rFonts w:asciiTheme="majorHAnsi" w:eastAsiaTheme="majorEastAsia" w:hAnsiTheme="majorHAnsi" w:cstheme="majorBidi" w:ascii="Arial" w:hAnsi="Arial"/>
       <w:b/>
       <w:bCs/>
-      <w:color w:val="4F81BD" w:themeColor="accent1"/>
-      <w:sz w:val="24"/>
+      <w:color w:val="173941"/>
+      <w:sz w:val="22"/>
       <w:szCs w:val="26"/>
     </w:rPr>
   </w:style>
@@ -813,19 +1203,20 @@
     <w:qFormat/>
     <w:rsid w:val="00FC693F"/>
     <w:pPr>
+      <w:keepNext/>
       <w:pBdr>
         <w:bottom w:val="single" w:sz="8" w:space="4" w:color="4F81BD" w:themeColor="accent1"/>
       </w:pBdr>
-      <w:spacing w:after="300" w:line="240" w:lineRule="auto"/>
+      <w:spacing w:after="120" w:line="240" w:lineRule="auto" w:before="0"/>
       <w:contextualSpacing/>
     </w:pPr>
     <w:rPr>
-      <w:rFonts w:asciiTheme="majorHAnsi" w:eastAsiaTheme="majorEastAsia" w:hAnsiTheme="majorHAnsi" w:cstheme="majorBidi" w:ascii="Times New Roman" w:hAnsi="Times New Roman"/>
+      <w:rFonts w:asciiTheme="majorHAnsi" w:eastAsiaTheme="majorEastAsia" w:hAnsiTheme="majorHAnsi" w:cstheme="majorBidi" w:ascii="Arial" w:hAnsi="Arial"/>
       <w:b/>
-      <w:color w:val="17365D" w:themeColor="text2" w:themeShade="BF"/>
+      <w:color w:val="173941"/>
       <w:spacing w:val="5"/>
       <w:kern w:val="28"/>
-      <w:sz w:val="30"/>
+      <w:sz w:val="36"/>
       <w:szCs w:val="52"/>
     </w:rPr>
   </w:style>
